--- a/Luis/Java Vue/Luis Veliz.docx
+++ b/Luis/Java Vue/Luis Veliz.docx
@@ -20,18 +20,8 @@
           <w:sz w:val="72"/>
           <w:szCs w:val="24"/>
         </w:rPr>
-        <w:t xml:space="preserve">Luis </w:t>
-      </w:r>
-      <w:proofErr w:type="spellStart"/>
-      <w:r>
-        <w:rPr>
-          <w:rFonts w:ascii="Stencil" w:eastAsia="Times New Roman" w:hAnsi="Stencil" w:cs="Arial"/>
-          <w:sz w:val="72"/>
-          <w:szCs w:val="24"/>
-        </w:rPr>
-        <w:t>Veliz</w:t>
-      </w:r>
-      <w:proofErr w:type="spellEnd"/>
+        <w:t>Luis Veliz</w:t>
+      </w:r>
     </w:p>
     <w:tbl>
       <w:tblPr>
@@ -73,66 +63,13 @@
             <w:r>
               <w:rPr>
                 <w:rFonts w:ascii="Times New Roman" w:eastAsia="Times New Roman" w:hAnsi="Times New Roman" w:cs="Times New Roman"/>
-                <w:b w:val="0"/>
                 <w:sz w:val="20"/>
                 <w:szCs w:val="24"/>
               </w:rPr>
-              <w:t>Los Angeles</w:t>
+              <w:t>Los Angeles, California, USA | luis.v.dev@outlook.com | https://www.linkedin.com/in/luis-veliz-8681513a4/ | +1 (305) 7070624</w:t>
             </w:r>
-            <w:r>
-              <w:rPr>
-                <w:rFonts w:ascii="Times New Roman" w:eastAsia="Times New Roman" w:hAnsi="Times New Roman" w:cs="Times New Roman"/>
-                <w:b w:val="0"/>
-                <w:sz w:val="20"/>
-                <w:szCs w:val="24"/>
-              </w:rPr>
-              <w:t xml:space="preserve">, California, USA | </w:t>
-            </w:r>
-            <w:r>
-              <w:rPr>
-                <w:rFonts w:ascii="Times New Roman" w:eastAsia="Times New Roman" w:hAnsi="Times New Roman" w:cs="Times New Roman"/>
-                <w:b w:val="0"/>
-                <w:sz w:val="20"/>
-                <w:szCs w:val="24"/>
-              </w:rPr>
-              <w:t>luis.v.dev@outlook.com</w:t>
-            </w:r>
-            <w:r>
-              <w:rPr>
-                <w:rFonts w:ascii="Times New Roman" w:eastAsia="Times New Roman" w:hAnsi="Times New Roman" w:cs="Times New Roman"/>
-                <w:b w:val="0"/>
-                <w:sz w:val="20"/>
-                <w:szCs w:val="24"/>
-              </w:rPr>
-              <w:t xml:space="preserve"> | </w:t>
-            </w:r>
-            <w:r>
-              <w:rPr>
-                <w:rFonts w:ascii="Times New Roman" w:eastAsia="Times New Roman" w:hAnsi="Times New Roman" w:cs="Times New Roman"/>
-                <w:b w:val="0"/>
-                <w:sz w:val="20"/>
-                <w:szCs w:val="24"/>
-              </w:rPr>
-              <w:t xml:space="preserve">https://www.linkedin.com/in/luis-veliz-8681513a4/ </w:t>
-            </w:r>
-            <w:r>
-              <w:rPr>
-                <w:rFonts w:ascii="Times New Roman" w:eastAsia="Times New Roman" w:hAnsi="Times New Roman" w:cs="Times New Roman"/>
-                <w:b w:val="0"/>
-                <w:sz w:val="20"/>
-                <w:szCs w:val="24"/>
-              </w:rPr>
-              <w:t xml:space="preserve">| </w:t>
-            </w:r>
-            <w:r>
-              <w:rPr>
-                <w:rFonts w:ascii="Times New Roman" w:eastAsia="Times New Roman" w:hAnsi="Times New Roman" w:cs="Times New Roman"/>
-                <w:b w:val="0"/>
-                <w:sz w:val="20"/>
-                <w:szCs w:val="24"/>
-              </w:rPr>
-              <w:t>+1 (305) 606 4408</w:t>
-            </w:r>
+            <w:bookmarkStart w:id="0" w:name="_GoBack"/>
+            <w:bookmarkEnd w:id="0"/>
           </w:p>
         </w:tc>
       </w:tr>
@@ -227,14 +164,7 @@
         <w:rPr>
           <w:sz w:val="20"/>
         </w:rPr>
-        <w:t xml:space="preserve"> frontends for workflow-heavy, customer-facing platforms. </w:t>
-      </w:r>
-      <w:proofErr w:type="gramStart"/>
-      <w:r>
-        <w:rPr>
-          <w:sz w:val="20"/>
-        </w:rPr>
-        <w:t xml:space="preserve">Strong in </w:t>
+        <w:t xml:space="preserve"> frontends for workflow-heavy, customer-facing platforms. Strong in </w:t>
       </w:r>
       <w:r>
         <w:rPr>
@@ -312,14 +242,7 @@
         <w:rPr>
           <w:sz w:val="20"/>
         </w:rPr>
-        <w:t>.</w:t>
-      </w:r>
-      <w:proofErr w:type="gramEnd"/>
-      <w:r>
-        <w:rPr>
-          <w:sz w:val="20"/>
-        </w:rPr>
-        <w:t xml:space="preserve"> Known for shipping </w:t>
+        <w:t xml:space="preserve">. Known for shipping </w:t>
       </w:r>
       <w:r>
         <w:rPr>
@@ -399,7 +322,6 @@
         </w:rPr>
         <w:t xml:space="preserve">, </w:t>
       </w:r>
-      <w:proofErr w:type="spellStart"/>
       <w:r>
         <w:rPr>
           <w:rStyle w:val="Strong"/>
@@ -407,14 +329,12 @@
         </w:rPr>
         <w:t>PostgreSQL</w:t>
       </w:r>
-      <w:proofErr w:type="spellEnd"/>
       <w:r>
         <w:rPr>
           <w:sz w:val="20"/>
         </w:rPr>
         <w:t xml:space="preserve">, </w:t>
       </w:r>
-      <w:proofErr w:type="spellStart"/>
       <w:r>
         <w:rPr>
           <w:rStyle w:val="Strong"/>
@@ -422,7 +342,6 @@
         </w:rPr>
         <w:t>Redis</w:t>
       </w:r>
-      <w:proofErr w:type="spellEnd"/>
       <w:r>
         <w:rPr>
           <w:sz w:val="20"/>
@@ -455,37 +374,26 @@
         </w:rPr>
         <w:t xml:space="preserve">, </w:t>
       </w:r>
-      <w:proofErr w:type="spellStart"/>
       <w:r>
         <w:rPr>
           <w:rStyle w:val="Strong"/>
           <w:sz w:val="20"/>
         </w:rPr>
-        <w:t>Elasticsearch</w:t>
-      </w:r>
-      <w:proofErr w:type="spellEnd"/>
+        <w:t>Elasticsearch/OpenSearch</w:t>
+      </w:r>
+      <w:r>
+        <w:rPr>
+          <w:sz w:val="20"/>
+        </w:rPr>
+        <w:t xml:space="preserve">, </w:t>
+      </w:r>
       <w:r>
         <w:rPr>
           <w:rStyle w:val="Strong"/>
           <w:sz w:val="20"/>
         </w:rPr>
-        <w:t>/OpenSearch</w:t>
-      </w:r>
-      <w:r>
-        <w:rPr>
-          <w:sz w:val="20"/>
-        </w:rPr>
-        <w:t xml:space="preserve">, </w:t>
-      </w:r>
-      <w:proofErr w:type="spellStart"/>
-      <w:r>
-        <w:rPr>
-          <w:rStyle w:val="Strong"/>
-          <w:sz w:val="20"/>
-        </w:rPr>
         <w:t>Kubernetes</w:t>
       </w:r>
-      <w:proofErr w:type="spellEnd"/>
       <w:r>
         <w:rPr>
           <w:sz w:val="20"/>
@@ -668,7 +576,6 @@
         </w:rPr>
         <w:t xml:space="preserve"> design, background processing, </w:t>
       </w:r>
-      <w:proofErr w:type="spellStart"/>
       <w:r>
         <w:rPr>
           <w:rStyle w:val="Strong"/>
@@ -676,7 +583,6 @@
         </w:rPr>
         <w:t>WebSockets</w:t>
       </w:r>
-      <w:proofErr w:type="spellEnd"/>
       <w:r>
         <w:rPr>
           <w:sz w:val="20"/>
@@ -694,21 +600,7 @@
         <w:rPr>
           <w:sz w:val="20"/>
         </w:rPr>
-        <w:t xml:space="preserve"> (integration services), </w:t>
-      </w:r>
-      <w:proofErr w:type="spellStart"/>
-      <w:r>
-        <w:rPr>
-          <w:sz w:val="20"/>
-        </w:rPr>
-        <w:t>gRPC</w:t>
-      </w:r>
-      <w:proofErr w:type="spellEnd"/>
-      <w:r>
-        <w:rPr>
-          <w:sz w:val="20"/>
-        </w:rPr>
-        <w:t xml:space="preserve"> (service-to-service patterns)</w:t>
+        <w:t xml:space="preserve"> (integration services), gRPC (service-to-service patterns)</w:t>
       </w:r>
     </w:p>
     <w:p>
@@ -736,149 +628,65 @@
         </w:rPr>
         <w:t xml:space="preserve"> — Relational: </w:t>
       </w:r>
-      <w:proofErr w:type="spellStart"/>
       <w:r>
         <w:rPr>
           <w:rStyle w:val="Strong"/>
           <w:sz w:val="20"/>
         </w:rPr>
-        <w:t>PostgreSQL</w:t>
-      </w:r>
-      <w:proofErr w:type="spellEnd"/>
+        <w:t>PostgreSQL, MySQL, SQL Server</w:t>
+      </w:r>
+      <w:r>
+        <w:rPr>
+          <w:sz w:val="20"/>
+        </w:rPr>
+        <w:t xml:space="preserve"> | NoSQL: </w:t>
+      </w:r>
       <w:r>
         <w:rPr>
           <w:rStyle w:val="Strong"/>
           <w:sz w:val="20"/>
         </w:rPr>
-        <w:t>, MySQL, SQL Server</w:t>
-      </w:r>
-      <w:r>
-        <w:rPr>
-          <w:sz w:val="20"/>
-        </w:rPr>
-        <w:t xml:space="preserve"> | </w:t>
-      </w:r>
-      <w:proofErr w:type="spellStart"/>
-      <w:r>
-        <w:rPr>
-          <w:sz w:val="20"/>
-        </w:rPr>
-        <w:t>NoSQL</w:t>
-      </w:r>
-      <w:proofErr w:type="spellEnd"/>
-      <w:r>
-        <w:rPr>
-          <w:sz w:val="20"/>
-        </w:rPr>
-        <w:t xml:space="preserve">: </w:t>
-      </w:r>
-      <w:proofErr w:type="spellStart"/>
+        <w:t>Redis, MongoDB, DynamoDB</w:t>
+      </w:r>
+      <w:r>
+        <w:rPr>
+          <w:sz w:val="20"/>
+        </w:rPr>
+        <w:t xml:space="preserve"> | Queues/streams: </w:t>
+      </w:r>
       <w:r>
         <w:rPr>
           <w:rStyle w:val="Strong"/>
           <w:sz w:val="20"/>
         </w:rPr>
-        <w:t>Redis</w:t>
-      </w:r>
-      <w:proofErr w:type="spellEnd"/>
+        <w:t>AWS SQS/SNS, Kafka, RabbitMQ</w:t>
+      </w:r>
+      <w:r>
+        <w:rPr>
+          <w:sz w:val="20"/>
+        </w:rPr>
+        <w:t xml:space="preserve"> | Search: </w:t>
+      </w:r>
       <w:r>
         <w:rPr>
           <w:rStyle w:val="Strong"/>
           <w:sz w:val="20"/>
         </w:rPr>
-        <w:t xml:space="preserve">, </w:t>
-      </w:r>
-      <w:proofErr w:type="spellStart"/>
+        <w:t>Elasticsearch, OpenSearch</w:t>
+      </w:r>
+      <w:r>
+        <w:rPr>
+          <w:sz w:val="20"/>
+        </w:rPr>
+        <w:t xml:space="preserve"> | Analytics: </w:t>
+      </w:r>
       <w:r>
         <w:rPr>
           <w:rStyle w:val="Strong"/>
           <w:sz w:val="20"/>
         </w:rPr>
-        <w:t>MongoDB</w:t>
-      </w:r>
-      <w:proofErr w:type="spellEnd"/>
-      <w:r>
-        <w:rPr>
-          <w:rStyle w:val="Strong"/>
-          <w:sz w:val="20"/>
-        </w:rPr>
-        <w:t xml:space="preserve">, </w:t>
-      </w:r>
-      <w:proofErr w:type="spellStart"/>
-      <w:r>
-        <w:rPr>
-          <w:rStyle w:val="Strong"/>
-          <w:sz w:val="20"/>
-        </w:rPr>
-        <w:t>DynamoDB</w:t>
-      </w:r>
-      <w:proofErr w:type="spellEnd"/>
-      <w:r>
-        <w:rPr>
-          <w:sz w:val="20"/>
-        </w:rPr>
-        <w:t xml:space="preserve"> | Queues/streams: </w:t>
-      </w:r>
-      <w:r>
-        <w:rPr>
-          <w:rStyle w:val="Strong"/>
-          <w:sz w:val="20"/>
-        </w:rPr>
-        <w:t xml:space="preserve">AWS SQS/SNS, Kafka, </w:t>
-      </w:r>
-      <w:proofErr w:type="spellStart"/>
-      <w:r>
-        <w:rPr>
-          <w:rStyle w:val="Strong"/>
-          <w:sz w:val="20"/>
-        </w:rPr>
-        <w:t>RabbitMQ</w:t>
-      </w:r>
-      <w:proofErr w:type="spellEnd"/>
-      <w:r>
-        <w:rPr>
-          <w:sz w:val="20"/>
-        </w:rPr>
-        <w:t xml:space="preserve"> | Search: </w:t>
-      </w:r>
-      <w:proofErr w:type="spellStart"/>
-      <w:r>
-        <w:rPr>
-          <w:rStyle w:val="Strong"/>
-          <w:sz w:val="20"/>
-        </w:rPr>
-        <w:t>Elasticsearch</w:t>
-      </w:r>
-      <w:proofErr w:type="spellEnd"/>
-      <w:r>
-        <w:rPr>
-          <w:rStyle w:val="Strong"/>
-          <w:sz w:val="20"/>
-        </w:rPr>
-        <w:t>, OpenSearch</w:t>
-      </w:r>
-      <w:r>
-        <w:rPr>
-          <w:sz w:val="20"/>
-        </w:rPr>
-        <w:t xml:space="preserve"> | Analytics: </w:t>
-      </w:r>
-      <w:r>
-        <w:rPr>
-          <w:rStyle w:val="Strong"/>
-          <w:sz w:val="20"/>
-        </w:rPr>
-        <w:t xml:space="preserve">Redshift, </w:t>
-      </w:r>
-      <w:proofErr w:type="spellStart"/>
-      <w:r>
-        <w:rPr>
-          <w:rStyle w:val="Strong"/>
-          <w:sz w:val="20"/>
-        </w:rPr>
-        <w:t>BigQuery</w:t>
-      </w:r>
-      <w:proofErr w:type="spellEnd"/>
+        <w:t>Redshift, BigQuery</w:t>
+      </w:r>
     </w:p>
     <w:p>
       <w:pPr>
@@ -897,29 +705,46 @@
           <w:rStyle w:val="Strong"/>
           <w:sz w:val="20"/>
         </w:rPr>
-        <w:t xml:space="preserve">Cloud &amp; </w:t>
-      </w:r>
-      <w:proofErr w:type="spellStart"/>
+        <w:t>Cloud &amp; DevOps</w:t>
+      </w:r>
+      <w:r>
+        <w:rPr>
+          <w:sz w:val="20"/>
+        </w:rPr>
+        <w:t xml:space="preserve"> — </w:t>
+      </w:r>
       <w:r>
         <w:rPr>
           <w:rStyle w:val="Strong"/>
           <w:sz w:val="20"/>
         </w:rPr>
-        <w:t>DevOps</w:t>
-      </w:r>
-      <w:proofErr w:type="spellEnd"/>
-      <w:r>
-        <w:rPr>
-          <w:sz w:val="20"/>
-        </w:rPr>
-        <w:t xml:space="preserve"> — </w:t>
+        <w:t>AWS (primary)</w:t>
+      </w:r>
+      <w:r>
+        <w:rPr>
+          <w:sz w:val="20"/>
+        </w:rPr>
+        <w:t xml:space="preserve">: </w:t>
       </w:r>
       <w:r>
         <w:rPr>
           <w:rStyle w:val="Strong"/>
           <w:sz w:val="20"/>
         </w:rPr>
-        <w:t>AWS (primary)</w:t>
+        <w:t>EKS, ECS, EC2, Lambda, API Gateway, S3, CloudFront, RDS, DynamoDB, ElastiCache, EventBridge, Step Functions, IAM</w:t>
+      </w:r>
+      <w:r>
+        <w:rPr>
+          <w:sz w:val="20"/>
+        </w:rPr>
+        <w:t xml:space="preserve"> | </w:t>
+      </w:r>
+      <w:r>
+        <w:rPr>
+          <w:rStyle w:val="Strong"/>
+          <w:sz w:val="20"/>
+        </w:rPr>
+        <w:t>Azure</w:t>
       </w:r>
       <w:r>
         <w:rPr>
@@ -932,274 +757,73 @@
           <w:rStyle w:val="Strong"/>
           <w:sz w:val="20"/>
         </w:rPr>
-        <w:t xml:space="preserve">EKS, ECS, EC2, Lambda, API Gateway, S3, </w:t>
-      </w:r>
-      <w:proofErr w:type="spellStart"/>
+        <w:t>AKS, App Service, Azure SQL, Service Bus, Key Vault, Application Insights</w:t>
+      </w:r>
+      <w:r>
+        <w:rPr>
+          <w:sz w:val="20"/>
+        </w:rPr>
+        <w:t xml:space="preserve"> | </w:t>
+      </w:r>
       <w:r>
         <w:rPr>
           <w:rStyle w:val="Strong"/>
           <w:sz w:val="20"/>
         </w:rPr>
-        <w:t>CloudFront</w:t>
-      </w:r>
-      <w:proofErr w:type="spellEnd"/>
+        <w:t>GCP</w:t>
+      </w:r>
+      <w:r>
+        <w:rPr>
+          <w:sz w:val="20"/>
+        </w:rPr>
+        <w:t xml:space="preserve">: </w:t>
+      </w:r>
       <w:r>
         <w:rPr>
           <w:rStyle w:val="Strong"/>
           <w:sz w:val="20"/>
         </w:rPr>
-        <w:t xml:space="preserve">, RDS, </w:t>
-      </w:r>
-      <w:proofErr w:type="spellStart"/>
+        <w:t>GKE, Cloud Run, Pub/Sub, Cloud Storage, BigQuery</w:t>
+      </w:r>
+      <w:r>
+        <w:rPr>
+          <w:sz w:val="20"/>
+        </w:rPr>
+        <w:t xml:space="preserve"> | </w:t>
+      </w:r>
       <w:r>
         <w:rPr>
           <w:rStyle w:val="Strong"/>
           <w:sz w:val="20"/>
         </w:rPr>
-        <w:t>DynamoDB</w:t>
-      </w:r>
-      <w:proofErr w:type="spellEnd"/>
+        <w:t>Docker, Kubernetes, Helm, Argo CD, GitOps</w:t>
+      </w:r>
+      <w:r>
+        <w:rPr>
+          <w:sz w:val="20"/>
+        </w:rPr>
+        <w:t xml:space="preserve"> | </w:t>
+      </w:r>
       <w:r>
         <w:rPr>
           <w:rStyle w:val="Strong"/>
           <w:sz w:val="20"/>
         </w:rPr>
-        <w:t xml:space="preserve">, </w:t>
-      </w:r>
-      <w:proofErr w:type="spellStart"/>
+        <w:t>Terraform, CloudFormation</w:t>
+      </w:r>
+      <w:r>
+        <w:rPr>
+          <w:sz w:val="20"/>
+        </w:rPr>
+        <w:t xml:space="preserve"> | CI/CD: </w:t>
+      </w:r>
       <w:r>
         <w:rPr>
           <w:rStyle w:val="Strong"/>
           <w:sz w:val="20"/>
         </w:rPr>
-        <w:t>ElastiCache</w:t>
-      </w:r>
-      <w:proofErr w:type="spellEnd"/>
-      <w:r>
-        <w:rPr>
-          <w:rStyle w:val="Strong"/>
-          <w:sz w:val="20"/>
-        </w:rPr>
-        <w:t xml:space="preserve">, </w:t>
-      </w:r>
-      <w:proofErr w:type="spellStart"/>
-      <w:r>
-        <w:rPr>
-          <w:rStyle w:val="Strong"/>
-          <w:sz w:val="20"/>
-        </w:rPr>
-        <w:t>EventBridge</w:t>
-      </w:r>
-      <w:proofErr w:type="spellEnd"/>
-      <w:r>
-        <w:rPr>
-          <w:rStyle w:val="Strong"/>
-          <w:sz w:val="20"/>
-        </w:rPr>
-        <w:t>, Step Functions, IAM</w:t>
-      </w:r>
-      <w:r>
-        <w:rPr>
-          <w:sz w:val="20"/>
-        </w:rPr>
-        <w:t xml:space="preserve"> | </w:t>
-      </w:r>
-      <w:r>
-        <w:rPr>
-          <w:rStyle w:val="Strong"/>
-          <w:sz w:val="20"/>
-        </w:rPr>
-        <w:t>Azure</w:t>
-      </w:r>
-      <w:r>
-        <w:rPr>
-          <w:sz w:val="20"/>
-        </w:rPr>
-        <w:t xml:space="preserve">: </w:t>
-      </w:r>
-      <w:r>
-        <w:rPr>
-          <w:rStyle w:val="Strong"/>
-          <w:sz w:val="20"/>
-        </w:rPr>
-        <w:t>AKS, App Service, Azure SQL, Service Bus, Key Vault, Application Insights</w:t>
-      </w:r>
-      <w:r>
-        <w:rPr>
-          <w:sz w:val="20"/>
-        </w:rPr>
-        <w:t xml:space="preserve"> | </w:t>
-      </w:r>
-      <w:r>
-        <w:rPr>
-          <w:rStyle w:val="Strong"/>
-          <w:sz w:val="20"/>
-        </w:rPr>
-        <w:t>GCP</w:t>
-      </w:r>
-      <w:r>
-        <w:rPr>
-          <w:sz w:val="20"/>
-        </w:rPr>
-        <w:t xml:space="preserve">: </w:t>
-      </w:r>
-      <w:r>
-        <w:rPr>
-          <w:rStyle w:val="Strong"/>
-          <w:sz w:val="20"/>
-        </w:rPr>
-        <w:t xml:space="preserve">GKE, Cloud Run, Pub/Sub, Cloud Storage, </w:t>
-      </w:r>
-      <w:proofErr w:type="spellStart"/>
-      <w:r>
-        <w:rPr>
-          <w:rStyle w:val="Strong"/>
-          <w:sz w:val="20"/>
-        </w:rPr>
-        <w:t>BigQuery</w:t>
-      </w:r>
-      <w:proofErr w:type="spellEnd"/>
-      <w:r>
-        <w:rPr>
-          <w:sz w:val="20"/>
-        </w:rPr>
-        <w:t xml:space="preserve"> | </w:t>
-      </w:r>
-      <w:proofErr w:type="spellStart"/>
-      <w:r>
-        <w:rPr>
-          <w:rStyle w:val="Strong"/>
-          <w:sz w:val="20"/>
-        </w:rPr>
-        <w:t>Docker</w:t>
-      </w:r>
-      <w:proofErr w:type="spellEnd"/>
-      <w:r>
-        <w:rPr>
-          <w:rStyle w:val="Strong"/>
-          <w:sz w:val="20"/>
-        </w:rPr>
-        <w:t xml:space="preserve">, </w:t>
-      </w:r>
-      <w:proofErr w:type="spellStart"/>
-      <w:r>
-        <w:rPr>
-          <w:rStyle w:val="Strong"/>
-          <w:sz w:val="20"/>
-        </w:rPr>
-        <w:t>Kubernetes</w:t>
-      </w:r>
-      <w:proofErr w:type="spellEnd"/>
-      <w:r>
-        <w:rPr>
-          <w:rStyle w:val="Strong"/>
-          <w:sz w:val="20"/>
-        </w:rPr>
-        <w:t xml:space="preserve">, Helm, Argo CD, </w:t>
-      </w:r>
-      <w:proofErr w:type="spellStart"/>
-      <w:r>
-        <w:rPr>
-          <w:rStyle w:val="Strong"/>
-          <w:sz w:val="20"/>
-        </w:rPr>
-        <w:t>GitOps</w:t>
-      </w:r>
-      <w:proofErr w:type="spellEnd"/>
-      <w:r>
-        <w:rPr>
-          <w:sz w:val="20"/>
-        </w:rPr>
-        <w:t xml:space="preserve"> | </w:t>
-      </w:r>
-      <w:proofErr w:type="spellStart"/>
-      <w:r>
-        <w:rPr>
-          <w:rStyle w:val="Strong"/>
-          <w:sz w:val="20"/>
-        </w:rPr>
-        <w:t>Terraform</w:t>
-      </w:r>
-      <w:proofErr w:type="spellEnd"/>
-      <w:r>
-        <w:rPr>
-          <w:rStyle w:val="Strong"/>
-          <w:sz w:val="20"/>
-        </w:rPr>
-        <w:t xml:space="preserve">, </w:t>
-      </w:r>
-      <w:proofErr w:type="spellStart"/>
-      <w:r>
-        <w:rPr>
-          <w:rStyle w:val="Strong"/>
-          <w:sz w:val="20"/>
-        </w:rPr>
-        <w:t>CloudFormation</w:t>
-      </w:r>
-      <w:proofErr w:type="spellEnd"/>
-      <w:r>
-        <w:rPr>
-          <w:sz w:val="20"/>
-        </w:rPr>
-        <w:t xml:space="preserve"> | CI/CD: </w:t>
-      </w:r>
-      <w:proofErr w:type="spellStart"/>
-      <w:r>
-        <w:rPr>
-          <w:rStyle w:val="Strong"/>
-          <w:sz w:val="20"/>
-        </w:rPr>
-        <w:t>GitHub</w:t>
-      </w:r>
-      <w:proofErr w:type="spellEnd"/>
-      <w:r>
-        <w:rPr>
-          <w:rStyle w:val="Strong"/>
-          <w:sz w:val="20"/>
-        </w:rPr>
-        <w:t xml:space="preserve"> Actions, </w:t>
-      </w:r>
-      <w:proofErr w:type="spellStart"/>
-      <w:r>
-        <w:rPr>
-          <w:rStyle w:val="Strong"/>
-          <w:sz w:val="20"/>
-        </w:rPr>
-        <w:t>GitLab</w:t>
-      </w:r>
-      <w:proofErr w:type="spellEnd"/>
-      <w:r>
-        <w:rPr>
-          <w:rStyle w:val="Strong"/>
-          <w:sz w:val="20"/>
-        </w:rPr>
-        <w:t xml:space="preserve"> CI, Jenkins, Azure </w:t>
-      </w:r>
-      <w:proofErr w:type="spellStart"/>
-      <w:r>
-        <w:rPr>
-          <w:rStyle w:val="Strong"/>
-          <w:sz w:val="20"/>
-        </w:rPr>
-        <w:t>DevOps</w:t>
-      </w:r>
-      <w:proofErr w:type="spellEnd"/>
-      <w:r>
-        <w:rPr>
-          <w:rStyle w:val="Strong"/>
-          <w:sz w:val="20"/>
-        </w:rPr>
-        <w:t xml:space="preserve">, </w:t>
-      </w:r>
-      <w:proofErr w:type="spellStart"/>
-      <w:r>
-        <w:rPr>
-          <w:rStyle w:val="Strong"/>
-          <w:sz w:val="20"/>
-        </w:rPr>
-        <w:t>CircleCI</w:t>
-      </w:r>
-      <w:proofErr w:type="spellEnd"/>
+        <w:t>GitHub Actions, GitLab CI, Jenkins, Azure DevOps, CircleCI</w:t>
+      </w:r>
     </w:p>
     <w:p>
       <w:pPr>
@@ -1213,165 +837,51 @@
           <w:sz w:val="20"/>
         </w:rPr>
       </w:pPr>
-      <w:proofErr w:type="spellStart"/>
       <w:r>
         <w:rPr>
           <w:rStyle w:val="Strong"/>
           <w:sz w:val="20"/>
         </w:rPr>
-        <w:t>Observability</w:t>
-      </w:r>
-      <w:proofErr w:type="spellEnd"/>
+        <w:t>Observability, Quality &amp; Security</w:t>
+      </w:r>
+      <w:r>
+        <w:rPr>
+          <w:sz w:val="20"/>
+        </w:rPr>
+        <w:t xml:space="preserve"> — </w:t>
+      </w:r>
       <w:r>
         <w:rPr>
           <w:rStyle w:val="Strong"/>
           <w:sz w:val="20"/>
         </w:rPr>
-        <w:t>, Quality &amp; Security</w:t>
-      </w:r>
-      <w:r>
-        <w:rPr>
-          <w:sz w:val="20"/>
-        </w:rPr>
-        <w:t xml:space="preserve"> — </w:t>
-      </w:r>
-      <w:proofErr w:type="spellStart"/>
+        <w:t>OpenTelemetry, Datadog, Prometheus, Grafana, ELK/EFK, CloudWatch, structured logging</w:t>
+      </w:r>
+      <w:r>
+        <w:rPr>
+          <w:sz w:val="20"/>
+        </w:rPr>
+        <w:t xml:space="preserve"> | Testing: </w:t>
+      </w:r>
       <w:r>
         <w:rPr>
           <w:rStyle w:val="Strong"/>
           <w:sz w:val="20"/>
         </w:rPr>
-        <w:t>OpenTelemetry</w:t>
-      </w:r>
-      <w:proofErr w:type="spellEnd"/>
+        <w:t>Jest, Mocha, Chai, Cypress, Playwright, API contract tests (Pact-style)</w:t>
+      </w:r>
+      <w:r>
+        <w:rPr>
+          <w:sz w:val="20"/>
+        </w:rPr>
+        <w:t xml:space="preserve"> | Security: </w:t>
+      </w:r>
       <w:r>
         <w:rPr>
           <w:rStyle w:val="Strong"/>
           <w:sz w:val="20"/>
         </w:rPr>
-        <w:t xml:space="preserve">, </w:t>
-      </w:r>
-      <w:proofErr w:type="spellStart"/>
-      <w:r>
-        <w:rPr>
-          <w:rStyle w:val="Strong"/>
-          <w:sz w:val="20"/>
-        </w:rPr>
-        <w:t>Datadog</w:t>
-      </w:r>
-      <w:proofErr w:type="spellEnd"/>
-      <w:r>
-        <w:rPr>
-          <w:rStyle w:val="Strong"/>
-          <w:sz w:val="20"/>
-        </w:rPr>
-        <w:t xml:space="preserve">, Prometheus, </w:t>
-      </w:r>
-      <w:proofErr w:type="spellStart"/>
-      <w:r>
-        <w:rPr>
-          <w:rStyle w:val="Strong"/>
-          <w:sz w:val="20"/>
-        </w:rPr>
-        <w:t>Grafana</w:t>
-      </w:r>
-      <w:proofErr w:type="spellEnd"/>
-      <w:r>
-        <w:rPr>
-          <w:rStyle w:val="Strong"/>
-          <w:sz w:val="20"/>
-        </w:rPr>
-        <w:t xml:space="preserve">, ELK/EFK, </w:t>
-      </w:r>
-      <w:proofErr w:type="spellStart"/>
-      <w:r>
-        <w:rPr>
-          <w:rStyle w:val="Strong"/>
-          <w:sz w:val="20"/>
-        </w:rPr>
-        <w:t>CloudWatch</w:t>
-      </w:r>
-      <w:proofErr w:type="spellEnd"/>
-      <w:r>
-        <w:rPr>
-          <w:rStyle w:val="Strong"/>
-          <w:sz w:val="20"/>
-        </w:rPr>
-        <w:t>, structured logging</w:t>
-      </w:r>
-      <w:r>
-        <w:rPr>
-          <w:sz w:val="20"/>
-        </w:rPr>
-        <w:t xml:space="preserve"> | Testing: </w:t>
-      </w:r>
-      <w:r>
-        <w:rPr>
-          <w:rStyle w:val="Strong"/>
-          <w:sz w:val="20"/>
-        </w:rPr>
-        <w:t>Jest, Mocha, Chai, Cypress, Playwright, API contract tests (Pact-style)</w:t>
-      </w:r>
-      <w:r>
-        <w:rPr>
-          <w:sz w:val="20"/>
-        </w:rPr>
-        <w:t xml:space="preserve"> | Security: </w:t>
-      </w:r>
-      <w:r>
-        <w:rPr>
-          <w:rStyle w:val="Strong"/>
-          <w:sz w:val="20"/>
-        </w:rPr>
-        <w:t xml:space="preserve">OAuth2, </w:t>
-      </w:r>
-      <w:proofErr w:type="spellStart"/>
-      <w:r>
-        <w:rPr>
-          <w:rStyle w:val="Strong"/>
-          <w:sz w:val="20"/>
-        </w:rPr>
-        <w:t>OpenID</w:t>
-      </w:r>
-      <w:proofErr w:type="spellEnd"/>
-      <w:r>
-        <w:rPr>
-          <w:rStyle w:val="Strong"/>
-          <w:sz w:val="20"/>
-        </w:rPr>
-        <w:t xml:space="preserve"> Connect, JWT, </w:t>
-      </w:r>
-      <w:proofErr w:type="spellStart"/>
-      <w:r>
-        <w:rPr>
-          <w:rStyle w:val="Strong"/>
-          <w:sz w:val="20"/>
-        </w:rPr>
-        <w:t>Okta</w:t>
-      </w:r>
-      <w:proofErr w:type="spellEnd"/>
-      <w:r>
-        <w:rPr>
-          <w:rStyle w:val="Strong"/>
-          <w:sz w:val="20"/>
-        </w:rPr>
-        <w:t xml:space="preserve">, Auth0, AWS </w:t>
-      </w:r>
-      <w:proofErr w:type="spellStart"/>
-      <w:r>
-        <w:rPr>
-          <w:rStyle w:val="Strong"/>
-          <w:sz w:val="20"/>
-        </w:rPr>
-        <w:t>Cognito</w:t>
-      </w:r>
-      <w:proofErr w:type="spellEnd"/>
-      <w:r>
-        <w:rPr>
-          <w:rStyle w:val="Strong"/>
-          <w:sz w:val="20"/>
-        </w:rPr>
-        <w:t>, rate limiting, RBAC/ABAC, audit logging</w:t>
+        <w:t>OAuth2, OpenID Connect, JWT, Okta, Auth0, AWS Cognito, rate limiting, RBAC/ABAC, audit logging</w:t>
       </w:r>
     </w:p>
     <w:p>
@@ -1429,7 +939,6 @@
           <w:szCs w:val="27"/>
         </w:rPr>
       </w:pPr>
-      <w:proofErr w:type="spellStart"/>
       <w:r>
         <w:rPr>
           <w:rFonts w:ascii="Britannic Bold" w:eastAsia="Times New Roman" w:hAnsi="Britannic Bold" w:cs="Arial"/>
@@ -1439,7 +948,6 @@
         </w:rPr>
         <w:t>SumatoSoft</w:t>
       </w:r>
-      <w:proofErr w:type="spellEnd"/>
     </w:p>
     <w:p>
       <w:pPr>
@@ -1606,25 +1114,7 @@
           <w:sz w:val="20"/>
           <w:szCs w:val="24"/>
         </w:rPr>
-        <w:t xml:space="preserve"> with pagination, filtering, </w:t>
-      </w:r>
-      <w:proofErr w:type="spellStart"/>
-      <w:r>
-        <w:rPr>
-          <w:rFonts w:ascii="Times New Roman" w:eastAsia="Times New Roman" w:hAnsi="Times New Roman" w:cs="Times New Roman"/>
-          <w:sz w:val="20"/>
-          <w:szCs w:val="24"/>
-        </w:rPr>
-        <w:t>idempotency</w:t>
-      </w:r>
-      <w:proofErr w:type="spellEnd"/>
-      <w:r>
-        <w:rPr>
-          <w:rFonts w:ascii="Times New Roman" w:eastAsia="Times New Roman" w:hAnsi="Times New Roman" w:cs="Times New Roman"/>
-          <w:sz w:val="20"/>
-          <w:szCs w:val="24"/>
-        </w:rPr>
-        <w:t xml:space="preserve"> keys, and standardized error envelopes to protect client integrations during change.</w:t>
+        <w:t xml:space="preserve"> with pagination, filtering, idempotency keys, and standardized error envelopes to protect client integrations during change.</w:t>
       </w:r>
     </w:p>
     <w:p>
@@ -1649,7 +1139,6 @@
         </w:rPr>
         <w:t xml:space="preserve">Implemented real-time collaboration using </w:t>
       </w:r>
-      <w:proofErr w:type="spellStart"/>
       <w:r>
         <w:rPr>
           <w:rFonts w:ascii="Times New Roman" w:eastAsia="Times New Roman" w:hAnsi="Times New Roman" w:cs="Times New Roman"/>
@@ -1660,7 +1149,6 @@
         </w:rPr>
         <w:t>WebSockets</w:t>
       </w:r>
-      <w:proofErr w:type="spellEnd"/>
       <w:r>
         <w:rPr>
           <w:rFonts w:ascii="Times New Roman" w:eastAsia="Times New Roman" w:hAnsi="Times New Roman" w:cs="Times New Roman"/>
@@ -1692,7 +1180,6 @@
         </w:rPr>
         <w:t xml:space="preserve">Delivered data-heavy workflows on </w:t>
       </w:r>
-      <w:proofErr w:type="spellStart"/>
       <w:r>
         <w:rPr>
           <w:rFonts w:ascii="Times New Roman" w:eastAsia="Times New Roman" w:hAnsi="Times New Roman" w:cs="Times New Roman"/>
@@ -1703,7 +1190,6 @@
         </w:rPr>
         <w:t>PostgreSQL</w:t>
       </w:r>
-      <w:proofErr w:type="spellEnd"/>
       <w:r>
         <w:rPr>
           <w:rFonts w:ascii="Times New Roman" w:eastAsia="Times New Roman" w:hAnsi="Times New Roman" w:cs="Times New Roman"/>
@@ -1746,25 +1232,7 @@
           <w:sz w:val="20"/>
           <w:szCs w:val="24"/>
         </w:rPr>
-        <w:t xml:space="preserve"> </w:t>
-      </w:r>
-      <w:proofErr w:type="spellStart"/>
-      <w:r>
-        <w:rPr>
-          <w:rFonts w:ascii="Times New Roman" w:eastAsia="Times New Roman" w:hAnsi="Times New Roman" w:cs="Times New Roman"/>
-          <w:sz w:val="20"/>
-          <w:szCs w:val="24"/>
-        </w:rPr>
-        <w:t>touchpoints</w:t>
-      </w:r>
-      <w:proofErr w:type="spellEnd"/>
-      <w:r>
-        <w:rPr>
-          <w:rFonts w:ascii="Times New Roman" w:eastAsia="Times New Roman" w:hAnsi="Times New Roman" w:cs="Times New Roman"/>
-          <w:sz w:val="20"/>
-          <w:szCs w:val="24"/>
-        </w:rPr>
-        <w:t>), improving schema design, indexing, and query plans to protect p95 latency.</w:t>
+        <w:t xml:space="preserve"> touchpoints), improving schema design, indexing, and query plans to protect p95 latency.</w:t>
       </w:r>
     </w:p>
     <w:p>
@@ -1789,7 +1257,6 @@
         </w:rPr>
         <w:t xml:space="preserve">Introduced caching and throttling with </w:t>
       </w:r>
-      <w:proofErr w:type="spellStart"/>
       <w:r>
         <w:rPr>
           <w:rFonts w:ascii="Times New Roman" w:eastAsia="Times New Roman" w:hAnsi="Times New Roman" w:cs="Times New Roman"/>
@@ -1800,7 +1267,6 @@
         </w:rPr>
         <w:t>Redis</w:t>
       </w:r>
-      <w:proofErr w:type="spellEnd"/>
       <w:r>
         <w:rPr>
           <w:rFonts w:ascii="Times New Roman" w:eastAsia="Times New Roman" w:hAnsi="Times New Roman" w:cs="Times New Roman"/>
@@ -1809,7 +1275,6 @@
         </w:rPr>
         <w:t xml:space="preserve"> and </w:t>
       </w:r>
-      <w:proofErr w:type="spellStart"/>
       <w:r>
         <w:rPr>
           <w:rFonts w:ascii="Times New Roman" w:eastAsia="Times New Roman" w:hAnsi="Times New Roman" w:cs="Times New Roman"/>
@@ -1820,7 +1285,6 @@
         </w:rPr>
         <w:t>ElastiCache</w:t>
       </w:r>
-      <w:proofErr w:type="spellEnd"/>
       <w:r>
         <w:rPr>
           <w:rFonts w:ascii="Times New Roman" w:eastAsia="Times New Roman" w:hAnsi="Times New Roman" w:cs="Times New Roman"/>
@@ -1886,25 +1350,7 @@
           <w:sz w:val="20"/>
           <w:szCs w:val="24"/>
         </w:rPr>
-        <w:t xml:space="preserve">, standardizing </w:t>
-      </w:r>
-      <w:proofErr w:type="gramStart"/>
-      <w:r>
-        <w:rPr>
-          <w:rFonts w:ascii="Times New Roman" w:eastAsia="Times New Roman" w:hAnsi="Times New Roman" w:cs="Times New Roman"/>
-          <w:sz w:val="20"/>
-          <w:szCs w:val="24"/>
-        </w:rPr>
-        <w:t>retries,</w:t>
-      </w:r>
-      <w:proofErr w:type="gramEnd"/>
-      <w:r>
-        <w:rPr>
-          <w:rFonts w:ascii="Times New Roman" w:eastAsia="Times New Roman" w:hAnsi="Times New Roman" w:cs="Times New Roman"/>
-          <w:sz w:val="20"/>
-          <w:szCs w:val="24"/>
-        </w:rPr>
-        <w:t xml:space="preserve"> </w:t>
+        <w:t xml:space="preserve">, standardizing retries, </w:t>
       </w:r>
       <w:r>
         <w:rPr>
@@ -1922,25 +1368,7 @@
           <w:sz w:val="20"/>
           <w:szCs w:val="24"/>
         </w:rPr>
-        <w:t xml:space="preserve">, </w:t>
-      </w:r>
-      <w:proofErr w:type="spellStart"/>
-      <w:r>
-        <w:rPr>
-          <w:rFonts w:ascii="Times New Roman" w:eastAsia="Times New Roman" w:hAnsi="Times New Roman" w:cs="Times New Roman"/>
-          <w:sz w:val="20"/>
-          <w:szCs w:val="24"/>
-        </w:rPr>
-        <w:t>deduplication</w:t>
-      </w:r>
-      <w:proofErr w:type="spellEnd"/>
-      <w:r>
-        <w:rPr>
-          <w:rFonts w:ascii="Times New Roman" w:eastAsia="Times New Roman" w:hAnsi="Times New Roman" w:cs="Times New Roman"/>
-          <w:sz w:val="20"/>
-          <w:szCs w:val="24"/>
-        </w:rPr>
-        <w:t>, and replay-safe consumers for long-running jobs.</w:t>
+        <w:t>, deduplication, and replay-safe consumers for long-running jobs.</w:t>
       </w:r>
     </w:p>
     <w:p>
@@ -1965,7 +1393,6 @@
         </w:rPr>
         <w:t xml:space="preserve">Integrated search experiences using </w:t>
       </w:r>
-      <w:proofErr w:type="spellStart"/>
       <w:r>
         <w:rPr>
           <w:rFonts w:ascii="Times New Roman" w:eastAsia="Times New Roman" w:hAnsi="Times New Roman" w:cs="Times New Roman"/>
@@ -1976,7 +1403,6 @@
         </w:rPr>
         <w:t>Elasticsearch</w:t>
       </w:r>
-      <w:proofErr w:type="spellEnd"/>
       <w:r>
         <w:rPr>
           <w:rFonts w:ascii="Times New Roman" w:eastAsia="Times New Roman" w:hAnsi="Times New Roman" w:cs="Times New Roman"/>
@@ -2044,7 +1470,6 @@
         </w:rPr>
         <w:t xml:space="preserve"> with </w:t>
       </w:r>
-      <w:proofErr w:type="spellStart"/>
       <w:r>
         <w:rPr>
           <w:rFonts w:ascii="Times New Roman" w:eastAsia="Times New Roman" w:hAnsi="Times New Roman" w:cs="Times New Roman"/>
@@ -2055,7 +1480,6 @@
         </w:rPr>
         <w:t>Docker</w:t>
       </w:r>
-      <w:proofErr w:type="spellEnd"/>
       <w:r>
         <w:rPr>
           <w:rFonts w:ascii="Times New Roman" w:eastAsia="Times New Roman" w:hAnsi="Times New Roman" w:cs="Times New Roman"/>
@@ -2100,7 +1524,6 @@
         </w:rPr>
         <w:t xml:space="preserve">, using </w:t>
       </w:r>
-      <w:proofErr w:type="spellStart"/>
       <w:r>
         <w:rPr>
           <w:rFonts w:ascii="Times New Roman" w:eastAsia="Times New Roman" w:hAnsi="Times New Roman" w:cs="Times New Roman"/>
@@ -2111,7 +1534,6 @@
         </w:rPr>
         <w:t>GitOps</w:t>
       </w:r>
-      <w:proofErr w:type="spellEnd"/>
       <w:r>
         <w:rPr>
           <w:rFonts w:ascii="Times New Roman" w:eastAsia="Times New Roman" w:hAnsi="Times New Roman" w:cs="Times New Roman"/>
@@ -2143,7 +1565,6 @@
         </w:rPr>
         <w:t xml:space="preserve">Managed infrastructure using </w:t>
       </w:r>
-      <w:proofErr w:type="spellStart"/>
       <w:r>
         <w:rPr>
           <w:rFonts w:ascii="Times New Roman" w:eastAsia="Times New Roman" w:hAnsi="Times New Roman" w:cs="Times New Roman"/>
@@ -2154,7 +1575,6 @@
         </w:rPr>
         <w:t>Terraform</w:t>
       </w:r>
-      <w:proofErr w:type="spellEnd"/>
       <w:r>
         <w:rPr>
           <w:rFonts w:ascii="Times New Roman" w:eastAsia="Times New Roman" w:hAnsi="Times New Roman" w:cs="Times New Roman"/>
@@ -2163,7 +1583,6 @@
         </w:rPr>
         <w:t xml:space="preserve"> and </w:t>
       </w:r>
-      <w:proofErr w:type="spellStart"/>
       <w:r>
         <w:rPr>
           <w:rFonts w:ascii="Times New Roman" w:eastAsia="Times New Roman" w:hAnsi="Times New Roman" w:cs="Times New Roman"/>
@@ -2174,7 +1593,6 @@
         </w:rPr>
         <w:t>CloudFormation</w:t>
       </w:r>
-      <w:proofErr w:type="spellEnd"/>
       <w:r>
         <w:rPr>
           <w:rFonts w:ascii="Times New Roman" w:eastAsia="Times New Roman" w:hAnsi="Times New Roman" w:cs="Times New Roman"/>
@@ -2222,27 +1640,8 @@
           <w:sz w:val="20"/>
           <w:szCs w:val="24"/>
         </w:rPr>
-        <w:t xml:space="preserve">Established end-to-end </w:t>
-      </w:r>
-      <w:proofErr w:type="spellStart"/>
-      <w:r>
-        <w:rPr>
-          <w:rFonts w:ascii="Times New Roman" w:eastAsia="Times New Roman" w:hAnsi="Times New Roman" w:cs="Times New Roman"/>
-          <w:sz w:val="20"/>
-          <w:szCs w:val="24"/>
-        </w:rPr>
-        <w:t>observability</w:t>
-      </w:r>
-      <w:proofErr w:type="spellEnd"/>
-      <w:r>
-        <w:rPr>
-          <w:rFonts w:ascii="Times New Roman" w:eastAsia="Times New Roman" w:hAnsi="Times New Roman" w:cs="Times New Roman"/>
-          <w:sz w:val="20"/>
-          <w:szCs w:val="24"/>
-        </w:rPr>
-        <w:t xml:space="preserve"> with </w:t>
-      </w:r>
-      <w:proofErr w:type="spellStart"/>
+        <w:t xml:space="preserve">Established end-to-end observability with </w:t>
+      </w:r>
       <w:r>
         <w:rPr>
           <w:rFonts w:ascii="Times New Roman" w:eastAsia="Times New Roman" w:hAnsi="Times New Roman" w:cs="Times New Roman"/>
@@ -2253,7 +1652,6 @@
         </w:rPr>
         <w:t>OpenTelemetry</w:t>
       </w:r>
-      <w:proofErr w:type="spellEnd"/>
       <w:r>
         <w:rPr>
           <w:rFonts w:ascii="Times New Roman" w:eastAsia="Times New Roman" w:hAnsi="Times New Roman" w:cs="Times New Roman"/>
@@ -2262,7 +1660,6 @@
         </w:rPr>
         <w:t xml:space="preserve"> and structured logging, exporting telemetry into </w:t>
       </w:r>
-      <w:proofErr w:type="spellStart"/>
       <w:r>
         <w:rPr>
           <w:rFonts w:ascii="Times New Roman" w:eastAsia="Times New Roman" w:hAnsi="Times New Roman" w:cs="Times New Roman"/>
@@ -2273,7 +1670,6 @@
         </w:rPr>
         <w:t>Datadog</w:t>
       </w:r>
-      <w:proofErr w:type="spellEnd"/>
       <w:r>
         <w:rPr>
           <w:rFonts w:ascii="Times New Roman" w:eastAsia="Times New Roman" w:hAnsi="Times New Roman" w:cs="Times New Roman"/>
@@ -2290,9 +1686,16 @@
           <w:sz w:val="20"/>
           <w:szCs w:val="24"/>
         </w:rPr>
-        <w:t>Prometheus/</w:t>
-      </w:r>
-      <w:proofErr w:type="spellStart"/>
+        <w:t>Prometheus/Grafana</w:t>
+      </w:r>
+      <w:r>
+        <w:rPr>
+          <w:rFonts w:ascii="Times New Roman" w:eastAsia="Times New Roman" w:hAnsi="Times New Roman" w:cs="Times New Roman"/>
+          <w:sz w:val="20"/>
+          <w:szCs w:val="24"/>
+        </w:rPr>
+        <w:t xml:space="preserve">, and </w:t>
+      </w:r>
       <w:r>
         <w:rPr>
           <w:rFonts w:ascii="Times New Roman" w:eastAsia="Times New Roman" w:hAnsi="Times New Roman" w:cs="Times New Roman"/>
@@ -2301,29 +1704,8 @@
           <w:sz w:val="20"/>
           <w:szCs w:val="24"/>
         </w:rPr>
-        <w:t>Grafana</w:t>
-      </w:r>
-      <w:proofErr w:type="spellEnd"/>
-      <w:r>
-        <w:rPr>
-          <w:rFonts w:ascii="Times New Roman" w:eastAsia="Times New Roman" w:hAnsi="Times New Roman" w:cs="Times New Roman"/>
-          <w:sz w:val="20"/>
-          <w:szCs w:val="24"/>
-        </w:rPr>
-        <w:t xml:space="preserve">, and </w:t>
-      </w:r>
-      <w:proofErr w:type="spellStart"/>
-      <w:r>
-        <w:rPr>
-          <w:rFonts w:ascii="Times New Roman" w:eastAsia="Times New Roman" w:hAnsi="Times New Roman" w:cs="Times New Roman"/>
-          <w:b/>
-          <w:bCs/>
-          <w:sz w:val="20"/>
-          <w:szCs w:val="24"/>
-        </w:rPr>
         <w:t>CloudWatch</w:t>
       </w:r>
-      <w:proofErr w:type="spellEnd"/>
       <w:r>
         <w:rPr>
           <w:rFonts w:ascii="Times New Roman" w:eastAsia="Times New Roman" w:hAnsi="Times New Roman" w:cs="Times New Roman"/>
@@ -2487,7 +1869,6 @@
         </w:rPr>
         <w:t xml:space="preserve">, and </w:t>
       </w:r>
-      <w:proofErr w:type="spellStart"/>
       <w:r>
         <w:rPr>
           <w:rFonts w:ascii="Times New Roman" w:eastAsia="Times New Roman" w:hAnsi="Times New Roman" w:cs="Times New Roman"/>
@@ -2498,7 +1879,6 @@
         </w:rPr>
         <w:t>DynamoDB</w:t>
       </w:r>
-      <w:proofErr w:type="spellEnd"/>
       <w:r>
         <w:rPr>
           <w:rFonts w:ascii="Times New Roman" w:eastAsia="Times New Roman" w:hAnsi="Times New Roman" w:cs="Times New Roman"/>
@@ -2556,9 +1936,16 @@
           <w:sz w:val="20"/>
           <w:szCs w:val="24"/>
         </w:rPr>
-        <w:t xml:space="preserve">AKS/App Service, Azure SQL, Service Bus, Key Vault, </w:t>
-      </w:r>
-      <w:proofErr w:type="gramStart"/>
+        <w:t>AKS/App Service, Azure SQL, Service Bus, Key Vault, Application Insights</w:t>
+      </w:r>
+      <w:r>
+        <w:rPr>
+          <w:rFonts w:ascii="Times New Roman" w:eastAsia="Times New Roman" w:hAnsi="Times New Roman" w:cs="Times New Roman"/>
+          <w:sz w:val="20"/>
+          <w:szCs w:val="24"/>
+        </w:rPr>
+        <w:t xml:space="preserve">) and </w:t>
+      </w:r>
       <w:r>
         <w:rPr>
           <w:rFonts w:ascii="Times New Roman" w:eastAsia="Times New Roman" w:hAnsi="Times New Roman" w:cs="Times New Roman"/>
@@ -2567,9 +1954,16 @@
           <w:sz w:val="20"/>
           <w:szCs w:val="24"/>
         </w:rPr>
-        <w:t>Application</w:t>
-      </w:r>
-      <w:proofErr w:type="gramEnd"/>
+        <w:t>GCP</w:t>
+      </w:r>
+      <w:r>
+        <w:rPr>
+          <w:rFonts w:ascii="Times New Roman" w:eastAsia="Times New Roman" w:hAnsi="Times New Roman" w:cs="Times New Roman"/>
+          <w:sz w:val="20"/>
+          <w:szCs w:val="24"/>
+        </w:rPr>
+        <w:t xml:space="preserve"> (</w:t>
+      </w:r>
       <w:r>
         <w:rPr>
           <w:rFonts w:ascii="Times New Roman" w:eastAsia="Times New Roman" w:hAnsi="Times New Roman" w:cs="Times New Roman"/>
@@ -2578,56 +1972,8 @@
           <w:sz w:val="20"/>
           <w:szCs w:val="24"/>
         </w:rPr>
-        <w:t xml:space="preserve"> Insights</w:t>
-      </w:r>
-      <w:r>
-        <w:rPr>
-          <w:rFonts w:ascii="Times New Roman" w:eastAsia="Times New Roman" w:hAnsi="Times New Roman" w:cs="Times New Roman"/>
-          <w:sz w:val="20"/>
-          <w:szCs w:val="24"/>
-        </w:rPr>
-        <w:t xml:space="preserve">) and </w:t>
-      </w:r>
-      <w:r>
-        <w:rPr>
-          <w:rFonts w:ascii="Times New Roman" w:eastAsia="Times New Roman" w:hAnsi="Times New Roman" w:cs="Times New Roman"/>
-          <w:b/>
-          <w:bCs/>
-          <w:sz w:val="20"/>
-          <w:szCs w:val="24"/>
-        </w:rPr>
-        <w:t>GCP</w:t>
-      </w:r>
-      <w:r>
-        <w:rPr>
-          <w:rFonts w:ascii="Times New Roman" w:eastAsia="Times New Roman" w:hAnsi="Times New Roman" w:cs="Times New Roman"/>
-          <w:sz w:val="20"/>
-          <w:szCs w:val="24"/>
-        </w:rPr>
-        <w:t xml:space="preserve"> (</w:t>
-      </w:r>
-      <w:r>
-        <w:rPr>
-          <w:rFonts w:ascii="Times New Roman" w:eastAsia="Times New Roman" w:hAnsi="Times New Roman" w:cs="Times New Roman"/>
-          <w:b/>
-          <w:bCs/>
-          <w:sz w:val="20"/>
-          <w:szCs w:val="24"/>
-        </w:rPr>
-        <w:t xml:space="preserve">GKE/Cloud Run, Pub/Sub, Cloud Storage, </w:t>
-      </w:r>
-      <w:proofErr w:type="spellStart"/>
-      <w:r>
-        <w:rPr>
-          <w:rFonts w:ascii="Times New Roman" w:eastAsia="Times New Roman" w:hAnsi="Times New Roman" w:cs="Times New Roman"/>
-          <w:b/>
-          <w:bCs/>
-          <w:sz w:val="20"/>
-          <w:szCs w:val="24"/>
-        </w:rPr>
-        <w:t>BigQuery</w:t>
-      </w:r>
-      <w:proofErr w:type="spellEnd"/>
+        <w:t>GKE/Cloud Run, Pub/Sub, Cloud Storage, BigQuery</w:t>
+      </w:r>
       <w:r>
         <w:rPr>
           <w:rFonts w:ascii="Times New Roman" w:eastAsia="Times New Roman" w:hAnsi="Times New Roman" w:cs="Times New Roman"/>
@@ -2677,7 +2023,6 @@
         </w:rPr>
         <w:t xml:space="preserve"> pipelines using </w:t>
       </w:r>
-      <w:proofErr w:type="spellStart"/>
       <w:r>
         <w:rPr>
           <w:rFonts w:ascii="Times New Roman" w:eastAsia="Times New Roman" w:hAnsi="Times New Roman" w:cs="Times New Roman"/>
@@ -2686,9 +2031,16 @@
           <w:sz w:val="20"/>
           <w:szCs w:val="24"/>
         </w:rPr>
-        <w:t>GitHub</w:t>
-      </w:r>
-      <w:proofErr w:type="spellEnd"/>
+        <w:t>GitHub Actions</w:t>
+      </w:r>
+      <w:r>
+        <w:rPr>
+          <w:rFonts w:ascii="Times New Roman" w:eastAsia="Times New Roman" w:hAnsi="Times New Roman" w:cs="Times New Roman"/>
+          <w:sz w:val="20"/>
+          <w:szCs w:val="24"/>
+        </w:rPr>
+        <w:t xml:space="preserve">, </w:t>
+      </w:r>
       <w:r>
         <w:rPr>
           <w:rFonts w:ascii="Times New Roman" w:eastAsia="Times New Roman" w:hAnsi="Times New Roman" w:cs="Times New Roman"/>
@@ -2697,15 +2049,15 @@
           <w:sz w:val="20"/>
           <w:szCs w:val="24"/>
         </w:rPr>
-        <w:t xml:space="preserve"> Actions</w:t>
-      </w:r>
-      <w:r>
-        <w:rPr>
-          <w:rFonts w:ascii="Times New Roman" w:eastAsia="Times New Roman" w:hAnsi="Times New Roman" w:cs="Times New Roman"/>
-          <w:sz w:val="20"/>
-          <w:szCs w:val="24"/>
-        </w:rPr>
-        <w:t xml:space="preserve">, </w:t>
+        <w:t>Jenkins</w:t>
+      </w:r>
+      <w:r>
+        <w:rPr>
+          <w:rFonts w:ascii="Times New Roman" w:eastAsia="Times New Roman" w:hAnsi="Times New Roman" w:cs="Times New Roman"/>
+          <w:sz w:val="20"/>
+          <w:szCs w:val="24"/>
+        </w:rPr>
+        <w:t>, and quality gates (</w:t>
       </w:r>
       <w:r>
         <w:rPr>
@@ -2715,15 +2067,15 @@
           <w:sz w:val="20"/>
           <w:szCs w:val="24"/>
         </w:rPr>
-        <w:t>Jenkins</w:t>
-      </w:r>
-      <w:r>
-        <w:rPr>
-          <w:rFonts w:ascii="Times New Roman" w:eastAsia="Times New Roman" w:hAnsi="Times New Roman" w:cs="Times New Roman"/>
-          <w:sz w:val="20"/>
-          <w:szCs w:val="24"/>
-        </w:rPr>
-        <w:t>, and quality gates (</w:t>
+        <w:t>Jest</w:t>
+      </w:r>
+      <w:r>
+        <w:rPr>
+          <w:rFonts w:ascii="Times New Roman" w:eastAsia="Times New Roman" w:hAnsi="Times New Roman" w:cs="Times New Roman"/>
+          <w:sz w:val="20"/>
+          <w:szCs w:val="24"/>
+        </w:rPr>
+        <w:t xml:space="preserve">, </w:t>
       </w:r>
       <w:r>
         <w:rPr>
@@ -2733,7 +2085,7 @@
           <w:sz w:val="20"/>
           <w:szCs w:val="24"/>
         </w:rPr>
-        <w:t>Jest</w:t>
+        <w:t>Playwright</w:t>
       </w:r>
       <w:r>
         <w:rPr>
@@ -2751,37 +2103,7 @@
           <w:sz w:val="20"/>
           <w:szCs w:val="24"/>
         </w:rPr>
-        <w:t>Playwright</w:t>
-      </w:r>
-      <w:r>
-        <w:rPr>
-          <w:rFonts w:ascii="Times New Roman" w:eastAsia="Times New Roman" w:hAnsi="Times New Roman" w:cs="Times New Roman"/>
-          <w:sz w:val="20"/>
-          <w:szCs w:val="24"/>
-        </w:rPr>
-        <w:t xml:space="preserve">, </w:t>
-      </w:r>
-      <w:proofErr w:type="gramStart"/>
-      <w:r>
-        <w:rPr>
-          <w:rFonts w:ascii="Times New Roman" w:eastAsia="Times New Roman" w:hAnsi="Times New Roman" w:cs="Times New Roman"/>
-          <w:b/>
-          <w:bCs/>
-          <w:sz w:val="20"/>
-          <w:szCs w:val="24"/>
-        </w:rPr>
-        <w:t>Pact</w:t>
-      </w:r>
-      <w:proofErr w:type="gramEnd"/>
-      <w:r>
-        <w:rPr>
-          <w:rFonts w:ascii="Times New Roman" w:eastAsia="Times New Roman" w:hAnsi="Times New Roman" w:cs="Times New Roman"/>
-          <w:b/>
-          <w:bCs/>
-          <w:sz w:val="20"/>
-          <w:szCs w:val="24"/>
-        </w:rPr>
-        <w:t>-style</w:t>
+        <w:t>Pact-style</w:t>
       </w:r>
       <w:r>
         <w:rPr>
@@ -2824,7 +2146,6 @@
           <w:szCs w:val="27"/>
         </w:rPr>
       </w:pPr>
-      <w:proofErr w:type="spellStart"/>
       <w:r>
         <w:rPr>
           <w:rFonts w:ascii="Britannic Bold" w:eastAsia="Times New Roman" w:hAnsi="Britannic Bold" w:cs="Arial"/>
@@ -2834,7 +2155,6 @@
         </w:rPr>
         <w:t>Saritasa</w:t>
       </w:r>
-      <w:proofErr w:type="spellEnd"/>
     </w:p>
     <w:p>
       <w:pPr>
@@ -2968,7 +2288,6 @@
         </w:rPr>
         <w:t xml:space="preserve">Implemented background processing with </w:t>
       </w:r>
-      <w:proofErr w:type="spellStart"/>
       <w:r>
         <w:rPr>
           <w:rStyle w:val="Strong"/>
@@ -2976,7 +2295,6 @@
         </w:rPr>
         <w:t>RabbitMQ</w:t>
       </w:r>
-      <w:proofErr w:type="spellEnd"/>
       <w:r>
         <w:rPr>
           <w:sz w:val="20"/>
@@ -2994,21 +2312,7 @@
         <w:rPr>
           <w:sz w:val="20"/>
         </w:rPr>
-        <w:t xml:space="preserve">, and idempotent processing to keep </w:t>
-      </w:r>
-      <w:proofErr w:type="spellStart"/>
-      <w:r>
-        <w:rPr>
-          <w:sz w:val="20"/>
-        </w:rPr>
-        <w:t>async</w:t>
-      </w:r>
-      <w:proofErr w:type="spellEnd"/>
-      <w:r>
-        <w:rPr>
-          <w:sz w:val="20"/>
-        </w:rPr>
-        <w:t xml:space="preserve"> workflows safe under replays.</w:t>
+        <w:t>, and idempotent processing to keep async workflows safe under replays.</w:t>
       </w:r>
     </w:p>
     <w:p>
@@ -3042,7 +2346,6 @@
         </w:rPr>
         <w:t xml:space="preserve"> and </w:t>
       </w:r>
-      <w:proofErr w:type="spellStart"/>
       <w:r>
         <w:rPr>
           <w:rStyle w:val="Strong"/>
@@ -3050,7 +2353,6 @@
         </w:rPr>
         <w:t>PostgreSQL</w:t>
       </w:r>
-      <w:proofErr w:type="spellEnd"/>
       <w:r>
         <w:rPr>
           <w:sz w:val="20"/>
@@ -3076,7 +2378,6 @@
         </w:rPr>
         <w:t xml:space="preserve">Reduced database load using </w:t>
       </w:r>
-      <w:proofErr w:type="spellStart"/>
       <w:r>
         <w:rPr>
           <w:rStyle w:val="Strong"/>
@@ -3084,26 +2385,11 @@
         </w:rPr>
         <w:t>Redis</w:t>
       </w:r>
-      <w:proofErr w:type="spellEnd"/>
-      <w:r>
-        <w:rPr>
-          <w:sz w:val="20"/>
-        </w:rPr>
-        <w:t xml:space="preserve"> caching, including invalidation patterns and request-level </w:t>
-      </w:r>
-      <w:proofErr w:type="spellStart"/>
-      <w:r>
-        <w:rPr>
-          <w:sz w:val="20"/>
-        </w:rPr>
-        <w:t>memoization</w:t>
-      </w:r>
-      <w:proofErr w:type="spellEnd"/>
-      <w:r>
-        <w:rPr>
-          <w:sz w:val="20"/>
-        </w:rPr>
-        <w:t xml:space="preserve"> for high-traffic endpoints.</w:t>
+      <w:r>
+        <w:rPr>
+          <w:sz w:val="20"/>
+        </w:rPr>
+        <w:t xml:space="preserve"> caching, including invalidation patterns and request-level memoization for high-traffic endpoints.</w:t>
       </w:r>
     </w:p>
     <w:p>
@@ -3124,7 +2410,6 @@
         </w:rPr>
         <w:t xml:space="preserve">Built search-driven admin tooling with </w:t>
       </w:r>
-      <w:proofErr w:type="spellStart"/>
       <w:r>
         <w:rPr>
           <w:rStyle w:val="Strong"/>
@@ -3132,7 +2417,6 @@
         </w:rPr>
         <w:t>Elasticsearch</w:t>
       </w:r>
-      <w:proofErr w:type="spellEnd"/>
       <w:r>
         <w:rPr>
           <w:sz w:val="20"/>
@@ -3158,7 +2442,6 @@
         </w:rPr>
         <w:t xml:space="preserve">Containerized services with </w:t>
       </w:r>
-      <w:proofErr w:type="spellStart"/>
       <w:r>
         <w:rPr>
           <w:rStyle w:val="Strong"/>
@@ -3166,14 +2449,12 @@
         </w:rPr>
         <w:t>Docker</w:t>
       </w:r>
-      <w:proofErr w:type="spellEnd"/>
       <w:r>
         <w:rPr>
           <w:sz w:val="20"/>
         </w:rPr>
         <w:t xml:space="preserve"> and deployed to </w:t>
       </w:r>
-      <w:proofErr w:type="spellStart"/>
       <w:r>
         <w:rPr>
           <w:rStyle w:val="Strong"/>
@@ -3181,40 +2462,11 @@
         </w:rPr>
         <w:t>Kubernetes</w:t>
       </w:r>
-      <w:proofErr w:type="spellEnd"/>
-      <w:r>
-        <w:rPr>
-          <w:sz w:val="20"/>
-        </w:rPr>
-        <w:t xml:space="preserve">, standardizing </w:t>
-      </w:r>
-      <w:proofErr w:type="spellStart"/>
-      <w:r>
-        <w:rPr>
-          <w:sz w:val="20"/>
-        </w:rPr>
-        <w:t>configs</w:t>
-      </w:r>
-      <w:proofErr w:type="spellEnd"/>
-      <w:r>
-        <w:rPr>
-          <w:sz w:val="20"/>
-        </w:rPr>
-        <w:t xml:space="preserve">, secrets, and environment parity across </w:t>
-      </w:r>
-      <w:proofErr w:type="spellStart"/>
-      <w:r>
-        <w:rPr>
-          <w:sz w:val="20"/>
-        </w:rPr>
-        <w:t>dev</w:t>
-      </w:r>
-      <w:proofErr w:type="spellEnd"/>
-      <w:r>
-        <w:rPr>
-          <w:sz w:val="20"/>
-        </w:rPr>
-        <w:t>/test/prod.</w:t>
+      <w:r>
+        <w:rPr>
+          <w:sz w:val="20"/>
+        </w:rPr>
+        <w:t>, standardizing configs, secrets, and environment parity across dev/test/prod.</w:t>
       </w:r>
     </w:p>
     <w:p>
@@ -3235,43 +2487,25 @@
         </w:rPr>
         <w:t xml:space="preserve">Automated delivery with </w:t>
       </w:r>
-      <w:proofErr w:type="spellStart"/>
       <w:r>
         <w:rPr>
           <w:rStyle w:val="Strong"/>
           <w:sz w:val="20"/>
         </w:rPr>
-        <w:t>GitLab</w:t>
-      </w:r>
-      <w:proofErr w:type="spellEnd"/>
+        <w:t>GitLab CI</w:t>
+      </w:r>
+      <w:r>
+        <w:rPr>
+          <w:sz w:val="20"/>
+        </w:rPr>
+        <w:t xml:space="preserve"> and </w:t>
+      </w:r>
       <w:r>
         <w:rPr>
           <w:rStyle w:val="Strong"/>
           <w:sz w:val="20"/>
         </w:rPr>
-        <w:t xml:space="preserve"> CI</w:t>
-      </w:r>
-      <w:r>
-        <w:rPr>
-          <w:sz w:val="20"/>
-        </w:rPr>
-        <w:t xml:space="preserve"> and </w:t>
-      </w:r>
-      <w:proofErr w:type="spellStart"/>
-      <w:r>
-        <w:rPr>
-          <w:rStyle w:val="Strong"/>
-          <w:sz w:val="20"/>
-        </w:rPr>
-        <w:t>GitHub</w:t>
-      </w:r>
-      <w:proofErr w:type="spellEnd"/>
-      <w:r>
-        <w:rPr>
-          <w:rStyle w:val="Strong"/>
-          <w:sz w:val="20"/>
-        </w:rPr>
-        <w:t xml:space="preserve"> Actions</w:t>
+        <w:t>GitHub Actions</w:t>
       </w:r>
       <w:r>
         <w:rPr>
@@ -3434,7 +2668,6 @@
         </w:rPr>
         <w:t xml:space="preserve"> and </w:t>
       </w:r>
-      <w:proofErr w:type="spellStart"/>
       <w:r>
         <w:rPr>
           <w:rStyle w:val="Strong"/>
@@ -3442,7 +2675,6 @@
         </w:rPr>
         <w:t>Grafana</w:t>
       </w:r>
-      <w:proofErr w:type="spellEnd"/>
       <w:r>
         <w:rPr>
           <w:sz w:val="20"/>
@@ -3481,7 +2713,6 @@
         </w:rPr>
         <w:t xml:space="preserve"> and enterprise identity flows using </w:t>
       </w:r>
-      <w:proofErr w:type="spellStart"/>
       <w:r>
         <w:rPr>
           <w:rStyle w:val="Strong"/>
@@ -3489,7 +2720,6 @@
         </w:rPr>
         <w:t>Okta</w:t>
       </w:r>
-      <w:proofErr w:type="spellEnd"/>
       <w:r>
         <w:rPr>
           <w:sz w:val="20"/>
@@ -3514,17 +2744,8 @@
           <w:rStyle w:val="Strong"/>
           <w:sz w:val="20"/>
         </w:rPr>
-        <w:t xml:space="preserve">AWS </w:t>
-      </w:r>
-      <w:proofErr w:type="spellStart"/>
-      <w:r>
-        <w:rPr>
-          <w:rStyle w:val="Strong"/>
-          <w:sz w:val="20"/>
-        </w:rPr>
-        <w:t>Cognito</w:t>
-      </w:r>
-      <w:proofErr w:type="spellEnd"/>
+        <w:t>AWS Cognito</w:t>
+      </w:r>
       <w:r>
         <w:rPr>
           <w:sz w:val="20"/>
@@ -3911,8 +3132,6 @@
         </w:rPr>
         <w:t xml:space="preserve">Introduced caching approaches using </w:t>
       </w:r>
-      <w:proofErr w:type="spellStart"/>
-      <w:proofErr w:type="gramStart"/>
       <w:r>
         <w:rPr>
           <w:rFonts w:ascii="Times New Roman" w:eastAsia="Times New Roman" w:hAnsi="Times New Roman" w:cs="Times New Roman"/>
@@ -3923,8 +3142,6 @@
         </w:rPr>
         <w:t>Redis</w:t>
       </w:r>
-      <w:proofErr w:type="spellEnd"/>
-      <w:proofErr w:type="gramEnd"/>
       <w:r>
         <w:rPr>
           <w:rFonts w:ascii="Times New Roman" w:eastAsia="Times New Roman" w:hAnsi="Times New Roman" w:cs="Times New Roman"/>
@@ -3954,25 +3171,7 @@
           <w:sz w:val="20"/>
           <w:szCs w:val="24"/>
         </w:rPr>
-        <w:t xml:space="preserve">Implemented </w:t>
-      </w:r>
-      <w:proofErr w:type="spellStart"/>
-      <w:r>
-        <w:rPr>
-          <w:rFonts w:ascii="Times New Roman" w:eastAsia="Times New Roman" w:hAnsi="Times New Roman" w:cs="Times New Roman"/>
-          <w:sz w:val="20"/>
-          <w:szCs w:val="24"/>
-        </w:rPr>
-        <w:t>async</w:t>
-      </w:r>
-      <w:proofErr w:type="spellEnd"/>
-      <w:r>
-        <w:rPr>
-          <w:rFonts w:ascii="Times New Roman" w:eastAsia="Times New Roman" w:hAnsi="Times New Roman" w:cs="Times New Roman"/>
-          <w:sz w:val="20"/>
-          <w:szCs w:val="24"/>
-        </w:rPr>
-        <w:t xml:space="preserve"> processing concepts with queue-based workers, improving responsiveness for long-running tasks and batch operations.</w:t>
+        <w:t>Implemented async processing concepts with queue-based workers, improving responsiveness for long-running tasks and batch operations.</w:t>
       </w:r>
     </w:p>
     <w:p>
@@ -3997,7 +3196,6 @@
         </w:rPr>
         <w:t xml:space="preserve">Supported deployment workflows with </w:t>
       </w:r>
-      <w:proofErr w:type="spellStart"/>
       <w:r>
         <w:rPr>
           <w:rFonts w:ascii="Times New Roman" w:eastAsia="Times New Roman" w:hAnsi="Times New Roman" w:cs="Times New Roman"/>
@@ -4008,7 +3206,6 @@
         </w:rPr>
         <w:t>Docker</w:t>
       </w:r>
-      <w:proofErr w:type="spellEnd"/>
       <w:r>
         <w:rPr>
           <w:rFonts w:ascii="Times New Roman" w:eastAsia="Times New Roman" w:hAnsi="Times New Roman" w:cs="Times New Roman"/>
@@ -4085,43 +3282,7 @@
           <w:szCs w:val="24"/>
         </w:rPr>
         <w:lastRenderedPageBreak/>
-        <w:t xml:space="preserve">Built internal </w:t>
-      </w:r>
-      <w:proofErr w:type="spellStart"/>
-      <w:r>
-        <w:rPr>
-          <w:rFonts w:ascii="Times New Roman" w:eastAsia="Times New Roman" w:hAnsi="Times New Roman" w:cs="Times New Roman"/>
-          <w:sz w:val="20"/>
-          <w:szCs w:val="24"/>
-        </w:rPr>
-        <w:t>observability</w:t>
-      </w:r>
-      <w:proofErr w:type="spellEnd"/>
-      <w:r>
-        <w:rPr>
-          <w:rFonts w:ascii="Times New Roman" w:eastAsia="Times New Roman" w:hAnsi="Times New Roman" w:cs="Times New Roman"/>
-          <w:sz w:val="20"/>
-          <w:szCs w:val="24"/>
-        </w:rPr>
-        <w:t xml:space="preserve"> habits with structured logs and operational </w:t>
-      </w:r>
-      <w:proofErr w:type="spellStart"/>
-      <w:r>
-        <w:rPr>
-          <w:rFonts w:ascii="Times New Roman" w:eastAsia="Times New Roman" w:hAnsi="Times New Roman" w:cs="Times New Roman"/>
-          <w:sz w:val="20"/>
-          <w:szCs w:val="24"/>
-        </w:rPr>
-        <w:t>runbooks</w:t>
-      </w:r>
-      <w:proofErr w:type="spellEnd"/>
-      <w:r>
-        <w:rPr>
-          <w:rFonts w:ascii="Times New Roman" w:eastAsia="Times New Roman" w:hAnsi="Times New Roman" w:cs="Times New Roman"/>
-          <w:sz w:val="20"/>
-          <w:szCs w:val="24"/>
-        </w:rPr>
-        <w:t>, improving on-call handoffs and incident triage speed.</w:t>
+        <w:t>Built internal observability habits with structured logs and operational runbooks, improving on-call handoffs and incident triage speed.</w:t>
       </w:r>
     </w:p>
     <w:p>
@@ -4378,7 +3539,6 @@
           <w:szCs w:val="24"/>
         </w:rPr>
       </w:pPr>
-      <w:proofErr w:type="gramStart"/>
       <w:r>
         <w:rPr>
           <w:rFonts w:ascii="Times New Roman" w:eastAsia="Times New Roman" w:hAnsi="Times New Roman" w:cs="Times New Roman"/>
@@ -4395,17 +3555,7 @@
           <w:bCs/>
           <w:szCs w:val="24"/>
         </w:rPr>
-        <w:t>’s  Degree</w:t>
-      </w:r>
-      <w:proofErr w:type="gramEnd"/>
-      <w:r>
-        <w:rPr>
-          <w:rFonts w:ascii="Times New Roman" w:eastAsia="Times New Roman" w:hAnsi="Times New Roman" w:cs="Times New Roman"/>
-          <w:b/>
-          <w:bCs/>
-          <w:szCs w:val="24"/>
-        </w:rPr>
-        <w:t xml:space="preserve"> </w:t>
+        <w:t xml:space="preserve">’s  Degree </w:t>
       </w:r>
       <w:r>
         <w:rPr>
@@ -4636,16 +3786,7 @@
           <w:sz w:val="20"/>
           <w:szCs w:val="20"/>
         </w:rPr>
-        <w:t xml:space="preserve"> API layer </w:t>
-      </w:r>
-      <w:bookmarkStart w:id="0" w:name="_GoBack"/>
-      <w:bookmarkEnd w:id="0"/>
-      <w:r>
-        <w:rPr>
-          <w:sz w:val="20"/>
-          <w:szCs w:val="20"/>
-        </w:rPr>
-        <w:t xml:space="preserve">with strict request validation, consistent error contracts, and token-based access using </w:t>
+        <w:t xml:space="preserve"> API layer with strict request validation, consistent error contracts, and token-based access using </w:t>
       </w:r>
       <w:r>
         <w:rPr>
@@ -4698,7 +3839,6 @@
         </w:rPr>
         <w:t xml:space="preserve">Backed core workflows with </w:t>
       </w:r>
-      <w:proofErr w:type="spellStart"/>
       <w:r>
         <w:rPr>
           <w:rStyle w:val="Strong"/>
@@ -4707,7 +3847,6 @@
         </w:rPr>
         <w:t>PostgreSQL</w:t>
       </w:r>
-      <w:proofErr w:type="spellEnd"/>
       <w:r>
         <w:rPr>
           <w:sz w:val="20"/>
@@ -4715,7 +3854,6 @@
         </w:rPr>
         <w:t xml:space="preserve"> and </w:t>
       </w:r>
-      <w:proofErr w:type="spellStart"/>
       <w:r>
         <w:rPr>
           <w:rStyle w:val="Strong"/>
@@ -4724,7 +3862,6 @@
         </w:rPr>
         <w:t>Redis</w:t>
       </w:r>
-      <w:proofErr w:type="spellEnd"/>
       <w:r>
         <w:rPr>
           <w:sz w:val="20"/>
@@ -4751,69 +3888,31 @@
           <w:sz w:val="20"/>
           <w:szCs w:val="20"/>
         </w:rPr>
-        <w:t xml:space="preserve">Added end-to-end </w:t>
-      </w:r>
-      <w:proofErr w:type="spellStart"/>
-      <w:r>
-        <w:rPr>
+        <w:t xml:space="preserve">Added end-to-end observability using </w:t>
+      </w:r>
+      <w:r>
+        <w:rPr>
+          <w:rStyle w:val="Strong"/>
           <w:sz w:val="20"/>
           <w:szCs w:val="20"/>
         </w:rPr>
-        <w:t>observability</w:t>
-      </w:r>
-      <w:proofErr w:type="spellEnd"/>
+        <w:t>OpenTelemetry</w:t>
+      </w:r>
       <w:r>
         <w:rPr>
           <w:sz w:val="20"/>
           <w:szCs w:val="20"/>
         </w:rPr>
-        <w:t xml:space="preserve"> using </w:t>
-      </w:r>
-      <w:proofErr w:type="spellStart"/>
+        <w:t xml:space="preserve"> with actionable dashboards in </w:t>
+      </w:r>
       <w:r>
         <w:rPr>
           <w:rStyle w:val="Strong"/>
           <w:sz w:val="20"/>
           <w:szCs w:val="20"/>
         </w:rPr>
-        <w:t>OpenTelemetry</w:t>
-      </w:r>
-      <w:proofErr w:type="spellEnd"/>
-      <w:r>
-        <w:rPr>
-          <w:sz w:val="20"/>
-          <w:szCs w:val="20"/>
-        </w:rPr>
-        <w:t xml:space="preserve"> with actionable dashboards in </w:t>
-      </w:r>
-      <w:proofErr w:type="spellStart"/>
-      <w:r>
-        <w:rPr>
-          <w:rStyle w:val="Strong"/>
-          <w:sz w:val="20"/>
-          <w:szCs w:val="20"/>
-        </w:rPr>
-        <w:t>Grafana</w:t>
-      </w:r>
-      <w:proofErr w:type="spellEnd"/>
-      <w:r>
-        <w:rPr>
-          <w:rStyle w:val="Strong"/>
-          <w:sz w:val="20"/>
-          <w:szCs w:val="20"/>
-        </w:rPr>
-        <w:t>/</w:t>
-      </w:r>
-      <w:proofErr w:type="spellStart"/>
-      <w:r>
-        <w:rPr>
-          <w:rStyle w:val="Strong"/>
-          <w:sz w:val="20"/>
-          <w:szCs w:val="20"/>
-        </w:rPr>
-        <w:t>Datadog</w:t>
-      </w:r>
-      <w:proofErr w:type="spellEnd"/>
+        <w:t>Grafana/Datadog</w:t>
+      </w:r>
       <w:r>
         <w:rPr>
           <w:sz w:val="20"/>
@@ -4860,23 +3959,7 @@
           <w:sz w:val="20"/>
           <w:szCs w:val="20"/>
         </w:rPr>
-        <w:t xml:space="preserve">Built </w:t>
-      </w:r>
-      <w:proofErr w:type="spellStart"/>
-      <w:r>
-        <w:rPr>
-          <w:sz w:val="20"/>
-          <w:szCs w:val="20"/>
-        </w:rPr>
-        <w:t>async</w:t>
-      </w:r>
-      <w:proofErr w:type="spellEnd"/>
-      <w:r>
-        <w:rPr>
-          <w:sz w:val="20"/>
-          <w:szCs w:val="20"/>
-        </w:rPr>
-        <w:t xml:space="preserve"> workers using </w:t>
+        <w:t xml:space="preserve">Built async workers using </w:t>
       </w:r>
       <w:r>
         <w:rPr>
@@ -4944,23 +4027,13 @@
         </w:rPr>
         <w:t xml:space="preserve">Implemented search indexing and retrieval with </w:t>
       </w:r>
-      <w:proofErr w:type="spellStart"/>
       <w:r>
         <w:rPr>
           <w:rStyle w:val="Strong"/>
           <w:sz w:val="20"/>
           <w:szCs w:val="20"/>
         </w:rPr>
-        <w:t>Elasticsearch</w:t>
-      </w:r>
-      <w:proofErr w:type="spellEnd"/>
-      <w:r>
-        <w:rPr>
-          <w:rStyle w:val="Strong"/>
-          <w:sz w:val="20"/>
-          <w:szCs w:val="20"/>
-        </w:rPr>
-        <w:t>/OpenSearch</w:t>
+        <w:t>Elasticsearch/OpenSearch</w:t>
       </w:r>
       <w:r>
         <w:rPr>
@@ -5005,7 +4078,6 @@
         </w:rPr>
         <w:t xml:space="preserve"> using </w:t>
       </w:r>
-      <w:proofErr w:type="spellStart"/>
       <w:r>
         <w:rPr>
           <w:rStyle w:val="Strong"/>
@@ -5014,7 +4086,6 @@
         </w:rPr>
         <w:t>Docker</w:t>
       </w:r>
-      <w:proofErr w:type="spellEnd"/>
       <w:r>
         <w:rPr>
           <w:sz w:val="20"/>
@@ -5052,7 +4123,6 @@
         </w:rPr>
         <w:t xml:space="preserve"> with </w:t>
       </w:r>
-      <w:proofErr w:type="spellStart"/>
       <w:r>
         <w:rPr>
           <w:rStyle w:val="Strong"/>
@@ -5061,7 +4131,6 @@
         </w:rPr>
         <w:t>GitOps</w:t>
       </w:r>
-      <w:proofErr w:type="spellEnd"/>
       <w:r>
         <w:rPr>
           <w:sz w:val="20"/>
@@ -5069,7 +4138,6 @@
         </w:rPr>
         <w:t xml:space="preserve">, with infrastructure managed via </w:t>
       </w:r>
-      <w:proofErr w:type="spellStart"/>
       <w:r>
         <w:rPr>
           <w:rStyle w:val="Strong"/>
@@ -5078,7 +4146,6 @@
         </w:rPr>
         <w:t>Terraform</w:t>
       </w:r>
-      <w:proofErr w:type="spellEnd"/>
       <w:r>
         <w:rPr>
           <w:sz w:val="20"/>
@@ -5086,7 +4153,6 @@
         </w:rPr>
         <w:t xml:space="preserve"> and </w:t>
       </w:r>
-      <w:proofErr w:type="spellStart"/>
       <w:r>
         <w:rPr>
           <w:rStyle w:val="Strong"/>
@@ -5095,7 +4161,6 @@
         </w:rPr>
         <w:t>CloudFormation</w:t>
       </w:r>
-      <w:proofErr w:type="spellEnd"/>
       <w:r>
         <w:rPr>
           <w:sz w:val="20"/>
@@ -12178,7 +11243,7 @@
 </file>
 
 <file path=customXml/itemProps1.xml><?xml version="1.0" encoding="utf-8"?>
-<ds:datastoreItem xmlns:ds="http://schemas.openxmlformats.org/officeDocument/2006/customXml" ds:itemID="{96DD6350-57F1-45A1-B303-5CB9859698EB}">
+<ds:datastoreItem xmlns:ds="http://schemas.openxmlformats.org/officeDocument/2006/customXml" ds:itemID="{020D7F70-B772-42E5-94C5-520ABB5B7548}">
   <ds:schemaRefs>
     <ds:schemaRef ds:uri="http://schemas.openxmlformats.org/officeDocument/2006/bibliography"/>
   </ds:schemaRefs>
